--- a/submission/D3_테스트계획서.docx
+++ b/submission/D3_테스트계획서.docx
@@ -219,7 +219,7 @@
                 <w:rFonts w:ascii="Apple SD Gothic Neo" w:hAnsi="Apple SD Gothic Neo" w:eastAsia="Apple SD Gothic Neo" w:cs="Apple SD Gothic Neo"/>
                 <w:sz w:val="18"/>
               </w:rPr>
-              <w:t>1afdd16 (main)</w:t>
+              <w:t>ab71e2b (main)</w:t>
             </w:r>
           </w:p>
         </w:tc>
@@ -1378,7 +1378,7 @@
           <w:rFonts w:ascii="Apple SD Gothic Neo" w:hAnsi="Apple SD Gothic Neo" w:eastAsia="Apple SD Gothic Neo" w:cs="Apple SD Gothic Neo"/>
           <w:sz w:val="21"/>
         </w:rPr>
-        <w:t>현재 Submit은 증거 기록이며 종료 명령이 아니다. 서버 타이머 종료 후 JUDGING·결과 계산이 수행되는지 확인한다.</w:t>
+        <w:t>ACCEPTED Submit은 해당 플레이어를 잠그며, 양쪽이 ACCEPTED면 조기 JUDGING·결과 계산이 수행되는지 확인한다. 한쪽만 ACCEPTED이면 서버 타이머 종료를 확인한다.</w:t>
       </w:r>
     </w:p>
     <w:p>

--- a/submission/D3_테스트계획서.docx
+++ b/submission/D3_테스트계획서.docx
@@ -219,7 +219,7 @@
                 <w:rFonts w:ascii="Apple SD Gothic Neo" w:hAnsi="Apple SD Gothic Neo" w:eastAsia="Apple SD Gothic Neo" w:cs="Apple SD Gothic Neo"/>
                 <w:sz w:val="18"/>
               </w:rPr>
-              <w:t>ab71e2b (main)</w:t>
+              <w:t>c738cd8 (main)</w:t>
             </w:r>
           </w:p>
         </w:tc>
